--- a/HR Documents/Staff Appraisal Form - INJAAZ.DOCX
+++ b/HR Documents/Staff Appraisal Form - INJAAZ.DOCX
@@ -97,6 +97,736 @@
         <w:spacing w:before="0"/>
       </w:pPr>
     </w:p>
+    <w:tbl>
+      <w:tblPr>
+        <w:tblW w:type="auto" w:w="0"/>
+        <w:tblLook w:firstColumn="1" w:firstRow="1" w:lastColumn="0" w:lastRow="0" w:noHBand="0" w:noVBand="1" w:val="04A0"/>
+        <w:tblBorders>
+          <w:top w:val="single" w:sz="4" w:space="0" w:color="000000"/>
+          <w:left w:val="single" w:sz="4" w:space="0" w:color="000000"/>
+          <w:bottom w:val="single" w:sz="4" w:space="0" w:color="000000"/>
+          <w:right w:val="single" w:sz="4" w:space="0" w:color="000000"/>
+          <w:insideH w:val="single" w:sz="4" w:space="0" w:color="000000"/>
+          <w:insideV w:val="single" w:sz="4" w:space="0" w:color="000000"/>
+        </w:tblBorders>
+      </w:tblPr>
+      <w:tblGrid>
+        <w:gridCol w:w="2340"/>
+        <w:gridCol w:w="2340"/>
+        <w:gridCol w:w="2340"/>
+        <w:gridCol w:w="2340"/>
+      </w:tblGrid>
+      <w:tr>
+        <w:tc>
+          <w:tcPr>
+            <w:tcW w:type="dxa" w:w="2340"/>
+          </w:tcPr>
+          <w:p>
+            <w:r>
+              <w:t>Name:</w:t>
+            </w:r>
+          </w:p>
+        </w:tc>
+        <w:tc>
+          <w:tcPr>
+            <w:tcW w:type="dxa" w:w="2340"/>
+          </w:tcPr>
+          <w:p>
+            <w:r>
+              <w:t>{{ employee_name }}</w:t>
+            </w:r>
+          </w:p>
+        </w:tc>
+        <w:tc>
+          <w:tcPr>
+            <w:tcW w:type="dxa" w:w="2340"/>
+          </w:tcPr>
+          <w:p>
+            <w:r>
+              <w:t>Employee ID:</w:t>
+            </w:r>
+          </w:p>
+        </w:tc>
+        <w:tc>
+          <w:tcPr>
+            <w:tcW w:type="dxa" w:w="2340"/>
+          </w:tcPr>
+          <w:p>
+            <w:r>
+              <w:t>{{ employee_id }}</w:t>
+            </w:r>
+          </w:p>
+        </w:tc>
+      </w:tr>
+      <w:tr>
+        <w:tc>
+          <w:tcPr>
+            <w:tcW w:type="dxa" w:w="2340"/>
+          </w:tcPr>
+          <w:p>
+            <w:r>
+              <w:t>Department:</w:t>
+            </w:r>
+          </w:p>
+        </w:tc>
+        <w:tc>
+          <w:tcPr>
+            <w:tcW w:type="dxa" w:w="2340"/>
+          </w:tcPr>
+          <w:p>
+            <w:r>
+              <w:t>{{ department }}</w:t>
+            </w:r>
+          </w:p>
+        </w:tc>
+        <w:tc>
+          <w:tcPr>
+            <w:tcW w:type="dxa" w:w="2340"/>
+          </w:tcPr>
+          <w:p>
+            <w:r>
+              <w:t>Position:</w:t>
+            </w:r>
+          </w:p>
+        </w:tc>
+        <w:tc>
+          <w:tcPr>
+            <w:tcW w:type="dxa" w:w="2340"/>
+          </w:tcPr>
+          <w:p>
+            <w:r>
+              <w:t>{{ position }}</w:t>
+            </w:r>
+          </w:p>
+        </w:tc>
+      </w:tr>
+      <w:tr>
+        <w:tc>
+          <w:tcPr>
+            <w:tcW w:type="dxa" w:w="2340"/>
+          </w:tcPr>
+          <w:p>
+            <w:r>
+              <w:t>Appraisal Period:</w:t>
+            </w:r>
+          </w:p>
+        </w:tc>
+        <w:tc>
+          <w:tcPr>
+            <w:tcW w:type="dxa" w:w="2340"/>
+          </w:tcPr>
+          <w:p>
+            <w:r>
+              <w:t>{{ appraisal_period }}</w:t>
+            </w:r>
+          </w:p>
+        </w:tc>
+        <w:tc>
+          <w:tcPr>
+            <w:tcW w:type="dxa" w:w="2340"/>
+          </w:tcPr>
+          <w:p>
+            <w:r>
+              <w:t>Reviewer:</w:t>
+            </w:r>
+          </w:p>
+        </w:tc>
+        <w:tc>
+          <w:tcPr>
+            <w:tcW w:type="dxa" w:w="2340"/>
+          </w:tcPr>
+          <w:p>
+            <w:r>
+              <w:t>{{ reviewer }}</w:t>
+            </w:r>
+          </w:p>
+        </w:tc>
+      </w:tr>
+      <w:tr>
+        <w:tc>
+          <w:tcPr>
+            <w:tcW w:type="dxa" w:w="2340"/>
+          </w:tcPr>
+          <w:p>
+            <w:r>
+              <w:t>Date:</w:t>
+            </w:r>
+          </w:p>
+        </w:tc>
+        <w:tc>
+          <w:tcPr>
+            <w:tcW w:type="dxa" w:w="2340"/>
+          </w:tcPr>
+          <w:p>
+            <w:r>
+              <w:t>{{ review_date }}</w:t>
+            </w:r>
+          </w:p>
+        </w:tc>
+        <w:tc>
+          <w:tcPr>
+            <w:tcW w:type="dxa" w:w="2340"/>
+          </w:tcPr>
+          <w:p>
+            <w:r>
+              <w:t>Designation:</w:t>
+            </w:r>
+          </w:p>
+        </w:tc>
+        <w:tc>
+          <w:tcPr>
+            <w:tcW w:type="dxa" w:w="2340"/>
+          </w:tcPr>
+          <w:p>
+            <w:r>
+              <w:t>{{ designation }}</w:t>
+            </w:r>
+          </w:p>
+        </w:tc>
+      </w:tr>
+    </w:tbl>
+    <w:tbl>
+      <w:tblPr>
+        <w:tblW w:type="auto" w:w="0"/>
+        <w:tblLook w:firstColumn="1" w:firstRow="1" w:lastColumn="0" w:lastRow="0" w:noHBand="0" w:noVBand="1" w:val="04A0"/>
+        <w:tblBorders>
+          <w:top w:val="single" w:sz="4" w:space="0" w:color="000000"/>
+          <w:left w:val="single" w:sz="4" w:space="0" w:color="000000"/>
+          <w:bottom w:val="single" w:sz="4" w:space="0" w:color="000000"/>
+          <w:right w:val="single" w:sz="4" w:space="0" w:color="000000"/>
+          <w:insideH w:val="single" w:sz="4" w:space="0" w:color="000000"/>
+          <w:insideV w:val="single" w:sz="4" w:space="0" w:color="000000"/>
+        </w:tblBorders>
+      </w:tblPr>
+      <w:tblGrid>
+        <w:gridCol w:w="3120"/>
+        <w:gridCol w:w="3120"/>
+        <w:gridCol w:w="3120"/>
+      </w:tblGrid>
+      <w:tr>
+        <w:tc>
+          <w:tcPr>
+            <w:tcW w:type="dxa" w:w="3120"/>
+          </w:tcPr>
+          <w:p>
+            <w:r>
+              <w:rPr>
+                <w:b/>
+              </w:rPr>
+              <w:t>Criterion</w:t>
+            </w:r>
+          </w:p>
+        </w:tc>
+        <w:tc>
+          <w:tcPr>
+            <w:tcW w:type="dxa" w:w="3120"/>
+          </w:tcPr>
+          <w:p>
+            <w:r>
+              <w:rPr>
+                <w:b/>
+              </w:rPr>
+              <w:t>Rating (1-5)</w:t>
+            </w:r>
+          </w:p>
+        </w:tc>
+        <w:tc>
+          <w:tcPr>
+            <w:tcW w:type="dxa" w:w="3120"/>
+          </w:tcPr>
+          <w:p>
+            <w:r>
+              <w:rPr>
+                <w:b/>
+              </w:rPr>
+              <w:t>Comments</w:t>
+            </w:r>
+          </w:p>
+        </w:tc>
+      </w:tr>
+      <w:tr>
+        <w:tc>
+          <w:tcPr>
+            <w:tcW w:type="dxa" w:w="3120"/>
+          </w:tcPr>
+          <w:p>
+            <w:r>
+              <w:t>Punctuality</w:t>
+            </w:r>
+          </w:p>
+        </w:tc>
+        <w:tc>
+          <w:tcPr>
+            <w:tcW w:type="dxa" w:w="3120"/>
+          </w:tcPr>
+          <w:p>
+            <w:r>
+              <w:t>{{ rating_punctuality }}</w:t>
+            </w:r>
+          </w:p>
+        </w:tc>
+        <w:tc>
+          <w:tcPr>
+            <w:tcW w:type="dxa" w:w="3120"/>
+          </w:tcPr>
+          <w:p>
+            <w:r>
+              <w:t>{{ comments_punctuality }}</w:t>
+            </w:r>
+          </w:p>
+        </w:tc>
+      </w:tr>
+      <w:tr>
+        <w:tc>
+          <w:tcPr>
+            <w:tcW w:type="dxa" w:w="3120"/>
+          </w:tcPr>
+          <w:p>
+            <w:r>
+              <w:t>Job Knowledge</w:t>
+            </w:r>
+          </w:p>
+        </w:tc>
+        <w:tc>
+          <w:tcPr>
+            <w:tcW w:type="dxa" w:w="3120"/>
+          </w:tcPr>
+          <w:p>
+            <w:r>
+              <w:t>{{ rating_job_knowledge }}</w:t>
+            </w:r>
+          </w:p>
+        </w:tc>
+        <w:tc>
+          <w:tcPr>
+            <w:tcW w:type="dxa" w:w="3120"/>
+          </w:tcPr>
+          <w:p>
+            <w:r>
+              <w:t>{{ comments_job_knowledge }}</w:t>
+            </w:r>
+          </w:p>
+        </w:tc>
+      </w:tr>
+      <w:tr>
+        <w:tc>
+          <w:tcPr>
+            <w:tcW w:type="dxa" w:w="3120"/>
+          </w:tcPr>
+          <w:p>
+            <w:r>
+              <w:t>Quality of Work</w:t>
+            </w:r>
+          </w:p>
+        </w:tc>
+        <w:tc>
+          <w:tcPr>
+            <w:tcW w:type="dxa" w:w="3120"/>
+          </w:tcPr>
+          <w:p>
+            <w:r>
+              <w:t>{{ rating_quality }}</w:t>
+            </w:r>
+          </w:p>
+        </w:tc>
+        <w:tc>
+          <w:tcPr>
+            <w:tcW w:type="dxa" w:w="3120"/>
+          </w:tcPr>
+          <w:p>
+            <w:r>
+              <w:t>{{ comments_quality }}</w:t>
+            </w:r>
+          </w:p>
+        </w:tc>
+      </w:tr>
+      <w:tr>
+        <w:tc>
+          <w:tcPr>
+            <w:tcW w:type="dxa" w:w="3120"/>
+          </w:tcPr>
+          <w:p>
+            <w:r>
+              <w:t>Productivity</w:t>
+            </w:r>
+          </w:p>
+        </w:tc>
+        <w:tc>
+          <w:tcPr>
+            <w:tcW w:type="dxa" w:w="3120"/>
+          </w:tcPr>
+          <w:p>
+            <w:r>
+              <w:t>{{ rating_productivity }}</w:t>
+            </w:r>
+          </w:p>
+        </w:tc>
+        <w:tc>
+          <w:tcPr>
+            <w:tcW w:type="dxa" w:w="3120"/>
+          </w:tcPr>
+          <w:p>
+            <w:r>
+              <w:t>{{ comments_productivity }}</w:t>
+            </w:r>
+          </w:p>
+        </w:tc>
+      </w:tr>
+      <w:tr>
+        <w:tc>
+          <w:tcPr>
+            <w:tcW w:type="dxa" w:w="3120"/>
+          </w:tcPr>
+          <w:p>
+            <w:r>
+              <w:t>Communication Skills</w:t>
+            </w:r>
+          </w:p>
+        </w:tc>
+        <w:tc>
+          <w:tcPr>
+            <w:tcW w:type="dxa" w:w="3120"/>
+          </w:tcPr>
+          <w:p>
+            <w:r>
+              <w:t>{{ rating_communication }}</w:t>
+            </w:r>
+          </w:p>
+        </w:tc>
+        <w:tc>
+          <w:tcPr>
+            <w:tcW w:type="dxa" w:w="3120"/>
+          </w:tcPr>
+          <w:p>
+            <w:r>
+              <w:t>{{ comments_communication }}</w:t>
+            </w:r>
+          </w:p>
+        </w:tc>
+      </w:tr>
+      <w:tr>
+        <w:tc>
+          <w:tcPr>
+            <w:tcW w:type="dxa" w:w="3120"/>
+          </w:tcPr>
+          <w:p>
+            <w:r>
+              <w:t>Team Work</w:t>
+            </w:r>
+          </w:p>
+        </w:tc>
+        <w:tc>
+          <w:tcPr>
+            <w:tcW w:type="dxa" w:w="3120"/>
+          </w:tcPr>
+          <w:p>
+            <w:r>
+              <w:t>{{ rating_teamwork }}</w:t>
+            </w:r>
+          </w:p>
+        </w:tc>
+        <w:tc>
+          <w:tcPr>
+            <w:tcW w:type="dxa" w:w="3120"/>
+          </w:tcPr>
+          <w:p>
+            <w:r>
+              <w:t>{{ comments_teamwork }}</w:t>
+            </w:r>
+          </w:p>
+        </w:tc>
+      </w:tr>
+      <w:tr>
+        <w:tc>
+          <w:tcPr>
+            <w:tcW w:type="dxa" w:w="3120"/>
+          </w:tcPr>
+          <w:p>
+            <w:r>
+              <w:t>Problem Solving</w:t>
+            </w:r>
+          </w:p>
+        </w:tc>
+        <w:tc>
+          <w:tcPr>
+            <w:tcW w:type="dxa" w:w="3120"/>
+          </w:tcPr>
+          <w:p>
+            <w:r>
+              <w:t>{{ rating_problem_solving }}</w:t>
+            </w:r>
+          </w:p>
+        </w:tc>
+        <w:tc>
+          <w:tcPr>
+            <w:tcW w:type="dxa" w:w="3120"/>
+          </w:tcPr>
+          <w:p>
+            <w:r>
+              <w:t>{{ comments_problem_solving }}</w:t>
+            </w:r>
+          </w:p>
+        </w:tc>
+      </w:tr>
+      <w:tr>
+        <w:tc>
+          <w:tcPr>
+            <w:tcW w:type="dxa" w:w="3120"/>
+          </w:tcPr>
+          <w:p>
+            <w:r>
+              <w:t>Adaptability</w:t>
+            </w:r>
+          </w:p>
+        </w:tc>
+        <w:tc>
+          <w:tcPr>
+            <w:tcW w:type="dxa" w:w="3120"/>
+          </w:tcPr>
+          <w:p>
+            <w:r>
+              <w:t>{{ rating_adaptability }}</w:t>
+            </w:r>
+          </w:p>
+        </w:tc>
+        <w:tc>
+          <w:tcPr>
+            <w:tcW w:type="dxa" w:w="3120"/>
+          </w:tcPr>
+          <w:p>
+            <w:r>
+              <w:t>{{ comments_adaptability }}</w:t>
+            </w:r>
+          </w:p>
+        </w:tc>
+      </w:tr>
+      <w:tr>
+        <w:tc>
+          <w:tcPr>
+            <w:tcW w:type="dxa" w:w="3120"/>
+          </w:tcPr>
+          <w:p>
+            <w:r>
+              <w:t>Leadership</w:t>
+            </w:r>
+          </w:p>
+        </w:tc>
+        <w:tc>
+          <w:tcPr>
+            <w:tcW w:type="dxa" w:w="3120"/>
+          </w:tcPr>
+          <w:p>
+            <w:r>
+              <w:t>{{ rating_leadership }}</w:t>
+            </w:r>
+          </w:p>
+        </w:tc>
+        <w:tc>
+          <w:tcPr>
+            <w:tcW w:type="dxa" w:w="3120"/>
+          </w:tcPr>
+          <w:p>
+            <w:r>
+              <w:t>{{ comments_leadership }}</w:t>
+            </w:r>
+          </w:p>
+        </w:tc>
+      </w:tr>
+      <w:tr>
+        <w:tc>
+          <w:tcPr>
+            <w:tcW w:type="dxa" w:w="3120"/>
+          </w:tcPr>
+          <w:p>
+            <w:r>
+              <w:t>Total Score:</w:t>
+            </w:r>
+          </w:p>
+        </w:tc>
+        <w:tc>
+          <w:tcPr>
+            <w:tcW w:type="dxa" w:w="3120"/>
+          </w:tcPr>
+          <w:p>
+            <w:r>
+              <w:t>{{ total_score }}</w:t>
+            </w:r>
+          </w:p>
+        </w:tc>
+        <w:tc>
+          <w:tcPr>
+            <w:tcW w:type="dxa" w:w="3120"/>
+          </w:tcPr>
+          <w:p/>
+        </w:tc>
+      </w:tr>
+    </w:tbl>
+    <w:tbl>
+      <w:tblPr>
+        <w:tblW w:type="auto" w:w="0"/>
+        <w:tblLook w:firstColumn="1" w:firstRow="1" w:lastColumn="0" w:lastRow="0" w:noHBand="0" w:noVBand="1" w:val="04A0"/>
+        <w:tblBorders>
+          <w:top w:val="single" w:sz="4" w:space="0" w:color="000000"/>
+          <w:left w:val="single" w:sz="4" w:space="0" w:color="000000"/>
+          <w:bottom w:val="single" w:sz="4" w:space="0" w:color="000000"/>
+          <w:right w:val="single" w:sz="4" w:space="0" w:color="000000"/>
+          <w:insideH w:val="single" w:sz="4" w:space="0" w:color="000000"/>
+          <w:insideV w:val="single" w:sz="4" w:space="0" w:color="000000"/>
+        </w:tblBorders>
+      </w:tblPr>
+      <w:tblGrid>
+        <w:gridCol w:w="4680"/>
+        <w:gridCol w:w="4680"/>
+      </w:tblGrid>
+      <w:tr>
+        <w:tc>
+          <w:tcPr>
+            <w:tcW w:type="dxa" w:w="4680"/>
+          </w:tcPr>
+          <w:p>
+            <w:r>
+              <w:t>Employee Strengths:</w:t>
+            </w:r>
+          </w:p>
+        </w:tc>
+        <w:tc>
+          <w:tcPr>
+            <w:tcW w:type="dxa" w:w="4680"/>
+          </w:tcPr>
+          <w:p>
+            <w:r>
+              <w:t>{{ employee_strengths }}</w:t>
+            </w:r>
+          </w:p>
+        </w:tc>
+      </w:tr>
+      <w:tr>
+        <w:tc>
+          <w:tcPr>
+            <w:tcW w:type="dxa" w:w="4680"/>
+          </w:tcPr>
+          <w:p>
+            <w:r>
+              <w:t>Areas for Improvement:</w:t>
+            </w:r>
+          </w:p>
+        </w:tc>
+        <w:tc>
+          <w:tcPr>
+            <w:tcW w:type="dxa" w:w="4680"/>
+          </w:tcPr>
+          <w:p>
+            <w:r>
+              <w:t>{{ areas_for_improvement }}</w:t>
+            </w:r>
+          </w:p>
+        </w:tc>
+      </w:tr>
+    </w:tbl>
+    <w:tbl>
+      <w:tblPr>
+        <w:tblW w:type="auto" w:w="0"/>
+        <w:tblLook w:firstColumn="1" w:firstRow="1" w:lastColumn="0" w:lastRow="0" w:noHBand="0" w:noVBand="1" w:val="04A0"/>
+        <w:tblBorders>
+          <w:top w:val="single" w:sz="4" w:space="0" w:color="000000"/>
+          <w:left w:val="single" w:sz="4" w:space="0" w:color="000000"/>
+          <w:bottom w:val="single" w:sz="4" w:space="0" w:color="000000"/>
+          <w:right w:val="single" w:sz="4" w:space="0" w:color="000000"/>
+          <w:insideH w:val="single" w:sz="4" w:space="0" w:color="000000"/>
+          <w:insideV w:val="single" w:sz="4" w:space="0" w:color="000000"/>
+        </w:tblBorders>
+      </w:tblPr>
+      <w:tblGrid>
+        <w:gridCol w:w="2340"/>
+        <w:gridCol w:w="2340"/>
+        <w:gridCol w:w="2340"/>
+        <w:gridCol w:w="2340"/>
+      </w:tblGrid>
+      <w:tr>
+        <w:tc>
+          <w:tcPr>
+            <w:tcW w:type="dxa" w:w="2340"/>
+          </w:tcPr>
+          <w:p>
+            <w:r>
+              <w:t>Employee Signature:</w:t>
+            </w:r>
+          </w:p>
+        </w:tc>
+        <w:tc>
+          <w:tcPr>
+            <w:tcW w:type="dxa" w:w="2340"/>
+          </w:tcPr>
+          <w:p>
+            <w:r>
+              <w:t>{{ employee_signature }}</w:t>
+            </w:r>
+          </w:p>
+        </w:tc>
+        <w:tc>
+          <w:tcPr>
+            <w:tcW w:type="dxa" w:w="2340"/>
+          </w:tcPr>
+          <w:p>
+            <w:r>
+              <w:t>Evaluator Signature:</w:t>
+            </w:r>
+          </w:p>
+        </w:tc>
+        <w:tc>
+          <w:tcPr>
+            <w:tcW w:type="dxa" w:w="2340"/>
+          </w:tcPr>
+          <w:p>
+            <w:r>
+              <w:t>{{ evaluator_signature }}</w:t>
+            </w:r>
+          </w:p>
+        </w:tc>
+      </w:tr>
+      <w:tr>
+        <w:tc>
+          <w:tcPr>
+            <w:tcW w:type="dxa" w:w="2340"/>
+          </w:tcPr>
+          <w:p>
+            <w:r>
+              <w:t>HR Signature:</w:t>
+            </w:r>
+          </w:p>
+        </w:tc>
+        <w:tc>
+          <w:tcPr>
+            <w:tcW w:type="dxa" w:w="2340"/>
+          </w:tcPr>
+          <w:p>
+            <w:r>
+              <w:t>{{ hr_signature }}</w:t>
+            </w:r>
+          </w:p>
+        </w:tc>
+        <w:tc>
+          <w:tcPr>
+            <w:tcW w:type="dxa" w:w="2340"/>
+          </w:tcPr>
+          <w:p>
+            <w:r>
+              <w:t>GM Signature:</w:t>
+            </w:r>
+          </w:p>
+        </w:tc>
+        <w:tc>
+          <w:tcPr>
+            <w:tcW w:type="dxa" w:w="2340"/>
+          </w:tcPr>
+          <w:p>
+            <w:r>
+              <w:t>{{ gm_signature }}</w:t>
+            </w:r>
+          </w:p>
+        </w:tc>
+      </w:tr>
+    </w:tbl>
     <w:sectPr>
       <w:headerReference w:type="default" r:id="rId7"/>
       <w:footerReference w:type="default" r:id="rId8"/>
